--- a/docs/LiveGuard_Laptop_Arduino_Quickstart.docx
+++ b/docs/LiveGuard_Laptop_Arduino_Quickstart.docx
@@ -591,6 +591,11 @@
       </w:r>
     </w:p>
     <w:p>
+      <w:r>
+        <w:t>First-run sign-in: open frontend/test_viewer.html in your browser and set the URL field to ws://localhost:8765, then click Connect. The dashboard shows an authentication overlay and no telemetry arrives until you are authenticated. On your very first run no accounts exist yet, so switch to the Create account tab and register the first user (registration stays open only until that first account exists). On every later run, sign in with the Sign in tab — the live stream only starts after authentication.</w:t>
+      </w:r>
+    </w:p>
+    <w:p>
       <w:pPr>
         <w:pStyle w:val="Heading1"/>
         <w:spacing w:before="280" w:after="120"/>
@@ -615,7 +620,9 @@
         <w:br/>
         <w:t>• Total Arrhythmia Alerts count</w:t>
         <w:br/>
-        <w:t>• WebSocket server status streaming at ws://0.0.0.0:8765 for the web dashboard.</w:t>
+        <w:t>• WebSocket server status: the telemetry server binds 0.0.0.0:8765 (all interfaces);</w:t>
+        <w:br/>
+        <w:t xml:space="preserve">  open the web dashboard at ws://localhost:8765 (or ws://&lt;laptop-ip&gt;:8765 from another device).</w:t>
       </w:r>
     </w:p>
     <w:p>
